--- a/exports/VQ_Event_Management_Role_Capabilities_Overview.docx
+++ b/exports/VQ_Event_Management_Role_Capabilities_Overview.docx
@@ -86,7 +86,7 @@
         </w:pBdr>
       </w:pPr>
       <w:r>
-        <w:t xml:space="preserve">Prepared: July 24, 2026</w:t>
+        <w:t xml:space="preserve">Prepared: July 28, 2026</w:t>
       </w:r>
     </w:p>
     <w:p>
@@ -236,6 +236,14 @@
     </w:p>
     <w:p>
       <w:pPr>
+        <w:pStyle w:val="ListParagraph"/>
+      </w:pPr>
+      <w:r>
+        <w:t xml:space="preserve">•  Recover access from the login page with just an email or phone number if they forget their password or which email they used</w:t>
+      </w:r>
+    </w:p>
+    <w:p>
+      <w:pPr>
         <w:pStyle w:val="BodyText"/>
       </w:pPr>
       <w:r>
@@ -271,7 +279,7 @@
         <w:pStyle w:val="ListParagraph"/>
       </w:pPr>
       <w:r>
-        <w:t xml:space="preserve">•  Full events can route users to a waitlist.</w:t>
+        <w:t xml:space="preserve">•  Full events can route users to a waitlist; when a seat later opens up, the app automatically emails that person an offer to claim it themselves rather than registering them automatically.</w:t>
       </w:r>
     </w:p>
     <w:p>
@@ -343,7 +351,15 @@
         <w:pStyle w:val="ListParagraph"/>
       </w:pPr>
       <w:r>
-        <w:t xml:space="preserve">•  View and manage registrations</w:t>
+        <w:t xml:space="preserve">•  View and manage registrations, including quick shortcuts to review or add registrations directly from an event's card</w:t>
+      </w:r>
+    </w:p>
+    <w:p>
+      <w:pPr>
+        <w:pStyle w:val="ListParagraph"/>
+      </w:pPr>
+      <w:r>
+        <w:t xml:space="preserve">•  Register a guild member for an event on their behalf, for members who don't use online tools</w:t>
       </w:r>
     </w:p>
     <w:p>
@@ -359,6 +375,22 @@
         <w:pStyle w:val="ListParagraph"/>
       </w:pPr>
       <w:r>
+        <w:t xml:space="preserve">•  Cancel free or unpaid registrations without a refund</w:t>
+      </w:r>
+    </w:p>
+    <w:p>
+      <w:pPr>
+        <w:pStyle w:val="ListParagraph"/>
+      </w:pPr>
+      <w:r>
+        <w:t xml:space="preserve">•  Manually promote someone off a waitlist, in addition to the app's automatic waitlist offers</w:t>
+      </w:r>
+    </w:p>
+    <w:p>
+      <w:pPr>
+        <w:pStyle w:val="ListParagraph"/>
+      </w:pPr>
+      <w:r>
         <w:t xml:space="preserve">•  Manage payments and refunds</w:t>
       </w:r>
     </w:p>
@@ -692,6 +724,25 @@
     </w:p>
     <w:p>
       <w:pPr>
+        <w:pStyle w:val="BodyText"/>
+      </w:pPr>
+      <w:r>
+        <w:t xml:space="preserve">Free (</w:t>
+      </w:r>
+      <w:r>
+        <w:rPr>
+          <w:rFonts w:ascii="Consolas" w:hAnsi="Consolas"/>
+          <w:color w:val="8A4B00"/>
+          <w:shd w:val="clear" w:color="auto" w:fill="FFF1DF"/>
+        </w:rPr>
+        <w:t xml:space="preserve">No Charge</w:t>
+      </w:r>
+      <w:r>
+        <w:t xml:space="preserve">) and other unpaid active registrations can be cancelled directly from the registration edit card. That cancellation returns the seat without changing the registration into a refunded payment state.</w:t>
+      </w:r>
+    </w:p>
+    <w:p>
+      <w:pPr>
         <w:pStyle w:val="Heading1"/>
       </w:pPr>
       <w:r>
@@ -727,7 +778,18 @@
         <w:pStyle w:val="BodyText"/>
       </w:pPr>
       <w:r>
-        <w:t xml:space="preserve">Directory fields are configurable. The Guild can decide whether to show email, phone, city/state, and full address.</w:t>
+        <w:t xml:space="preserve">Directory fields are configurable. The Guild can decide whether to show email, phone, city/state, and full address. Directory data is served from </w:t>
+      </w:r>
+      <w:r>
+        <w:rPr>
+          <w:rFonts w:ascii="Consolas" w:hAnsi="Consolas"/>
+          <w:color w:val="8A4B00"/>
+          <w:shd w:val="clear" w:color="auto" w:fill="FFF1DF"/>
+        </w:rPr>
+        <w:t xml:space="preserve">memberDirectoryProfiles</w:t>
+      </w:r>
+      <w:r>
+        <w:t xml:space="preserve"> projections so full profile, permission, and payment fields are not exposed to directory readers.</w:t>
       </w:r>
     </w:p>
     <w:p>
@@ -767,6 +829,14 @@
         <w:pStyle w:val="ListParagraph"/>
       </w:pPr>
       <w:r>
+        <w:t xml:space="preserve">•  Event create/update/delete is server-controlled.</w:t>
+      </w:r>
+    </w:p>
+    <w:p>
+      <w:pPr>
+        <w:pStyle w:val="ListParagraph"/>
+      </w:pPr>
+      <w:r>
         <w:t xml:space="preserve">•  Payment card details are handled by Square and are not stored in the app.</w:t>
       </w:r>
     </w:p>
@@ -791,6 +861,14 @@
         <w:pStyle w:val="ListParagraph"/>
       </w:pPr>
       <w:r>
+        <w:t xml:space="preserve">•  Member directory readers use directory-safe projections rather than full user documents.</w:t>
+      </w:r>
+    </w:p>
+    <w:p>
+      <w:pPr>
+        <w:pStyle w:val="ListParagraph"/>
+      </w:pPr>
+      <w:r>
         <w:t xml:space="preserve">•  Firestore rules restrict who can read or write profiles, registrations, payments, settings, and audit records.</w:t>
       </w:r>
     </w:p>
@@ -804,10 +882,26 @@
     </w:p>
     <w:p>
       <w:pPr>
-        <w:pStyle w:val="BodyText"/>
-      </w:pPr>
-      <w:r>
-        <w:t xml:space="preserve">Future privacy improvements should include a directory-safe member collection, a privacy policy, production security headers, and expanded automated tests.</w:t>
+        <w:pStyle w:val="ListParagraph"/>
+      </w:pPr>
+      <w:r>
+        <w:t xml:space="preserve">•  Account recovery and waitlist claim links use one-time, expiring codes/tokens; a bare click on an old link never grants access on its own.</w:t>
+      </w:r>
+    </w:p>
+    <w:p>
+      <w:pPr>
+        <w:pStyle w:val="ListParagraph"/>
+      </w:pPr>
+      <w:r>
+        <w:t xml:space="preserve">•  Production responses include security headers; privacy and support pages are available in the app.</w:t>
+      </w:r>
+    </w:p>
+    <w:p>
+      <w:pPr>
+        <w:pStyle w:val="BodyText"/>
+      </w:pPr>
+      <w:r>
+        <w:t xml:space="preserve">Remaining privacy/security work includes finishing server-side membership/config writes, abuse monitoring/alerts, and expanded automated tests.</w:t>
       </w:r>
     </w:p>
     <w:p>
@@ -911,7 +1005,7 @@
         <w:pStyle w:val="ListParagraph"/>
       </w:pPr>
       <w:r>
-        <w:t xml:space="preserve">4. Manage payment or refund status.</w:t>
+        <w:t xml:space="preserve">4. Manage payment or refund status, or cancel free/unpaid registrations.</w:t>
       </w:r>
     </w:p>
     <w:p>

--- a/exports/VQ_Event_Management_Role_Capabilities_Overview.docx
+++ b/exports/VQ_Event_Management_Role_Capabilities_Overview.docx
@@ -835,7 +835,7 @@
           <w:b w:val="false"/>
           <w:bCs w:val="false"/>
         </w:rPr>
-        <w:t xml:space="preserve">Run membership CSV imports</w:t>
+        <w:t xml:space="preserve">Run membership CSV imports, including a Town/City column and a preview step that flags problem rows before anything is imported</w:t>
       </w:r>
     </w:p>
     <w:p>
